--- a/Project Documentation.docx
+++ b/Project Documentation.docx
@@ -91,254 +91,138 @@
       <w:pPr>
         <w:spacing w:after="600"/>
         <w:rPr>
-          <w:sz w:val="24"/>
-          <w:szCs w:val="24"/>
-        </w:rPr>
-      </w:pPr>
-      <w:r>
-        <w:rPr>
           <w:b/>
           <w:bCs/>
           <w:sz w:val="28"/>
           <w:szCs w:val="28"/>
         </w:rPr>
-        <w:tab/>
-      </w:r>
-      <w:r>
-        <w:rPr>
-          <w:sz w:val="24"/>
-          <w:szCs w:val="24"/>
-          <w:highlight w:val="yellow"/>
-        </w:rPr>
-        <w:t>DHARUN A</w:t>
-      </w:r>
-      <w:r>
-        <w:rPr>
-          <w:sz w:val="24"/>
-          <w:szCs w:val="24"/>
-        </w:rPr>
-        <w:tab/>
-      </w:r>
-      <w:r>
-        <w:rPr>
-          <w:sz w:val="24"/>
-          <w:szCs w:val="24"/>
-        </w:rPr>
-        <w:tab/>
-      </w:r>
-      <w:r>
-        <w:rPr>
-          <w:sz w:val="24"/>
-          <w:szCs w:val="24"/>
-        </w:rPr>
-        <w:tab/>
-      </w:r>
-      <w:r>
-        <w:rPr>
-          <w:sz w:val="24"/>
-          <w:szCs w:val="24"/>
-        </w:rPr>
-        <w:tab/>
-      </w:r>
-      <w:r>
-        <w:rPr>
-          <w:sz w:val="24"/>
-          <w:szCs w:val="24"/>
-        </w:rPr>
-        <w:t>D6824B0D27D662CABC842EBF8B63FAC2</w:t>
+      </w:pPr>
+      <w:proofErr w:type="gramStart"/>
+      <w:r>
+        <w:rPr>
+          <w:b/>
+          <w:bCs/>
+          <w:sz w:val="28"/>
+          <w:szCs w:val="28"/>
+        </w:rPr>
+        <w:t>G.SAKTHIVIGNESHWARI</w:t>
+      </w:r>
+      <w:proofErr w:type="gramEnd"/>
+      <w:r>
+        <w:rPr>
+          <w:b/>
+          <w:bCs/>
+          <w:sz w:val="28"/>
+          <w:szCs w:val="28"/>
+        </w:rPr>
+        <w:t xml:space="preserve">  </w:t>
+      </w:r>
+      <w:proofErr w:type="gramStart"/>
+      <w:r>
+        <w:rPr>
+          <w:b/>
+          <w:bCs/>
+          <w:sz w:val="28"/>
+          <w:szCs w:val="28"/>
+        </w:rPr>
+        <w:t>-  9</w:t>
+      </w:r>
+      <w:proofErr w:type="gramEnd"/>
+      <w:r>
+        <w:rPr>
+          <w:b/>
+          <w:bCs/>
+          <w:sz w:val="28"/>
+          <w:szCs w:val="28"/>
+        </w:rPr>
+        <w:t>A8DEBB20AD192B887B4E95DE9FBA876</w:t>
       </w:r>
     </w:p>
     <w:p>
       <w:pPr>
         <w:spacing w:after="600"/>
-        <w:ind w:firstLine="720"/>
-        <w:rPr>
-          <w:sz w:val="24"/>
-          <w:szCs w:val="24"/>
-        </w:rPr>
-      </w:pPr>
-      <w:r>
-        <w:rPr>
-          <w:sz w:val="24"/>
-          <w:szCs w:val="24"/>
-        </w:rPr>
-        <w:t>DHINESH M</w:t>
-      </w:r>
-      <w:r>
-        <w:rPr>
-          <w:sz w:val="24"/>
-          <w:szCs w:val="24"/>
-        </w:rPr>
-        <w:tab/>
-      </w:r>
-      <w:r>
-        <w:rPr>
-          <w:sz w:val="24"/>
-          <w:szCs w:val="24"/>
-        </w:rPr>
-        <w:tab/>
-      </w:r>
-      <w:r>
-        <w:rPr>
-          <w:sz w:val="24"/>
-          <w:szCs w:val="24"/>
-        </w:rPr>
-        <w:tab/>
-      </w:r>
-      <w:r>
-        <w:rPr>
-          <w:sz w:val="24"/>
-          <w:szCs w:val="24"/>
-        </w:rPr>
-        <w:tab/>
-      </w:r>
-      <w:r>
-        <w:rPr>
-          <w:sz w:val="24"/>
-          <w:szCs w:val="24"/>
-        </w:rPr>
-        <w:t>EAD5BC6C093FED989B348366BEA8FCA0</w:t>
+        <w:rPr>
+          <w:b/>
+          <w:bCs/>
+          <w:sz w:val="28"/>
+          <w:szCs w:val="28"/>
+        </w:rPr>
+      </w:pPr>
+      <w:proofErr w:type="gramStart"/>
+      <w:r>
+        <w:rPr>
+          <w:b/>
+          <w:bCs/>
+          <w:sz w:val="28"/>
+          <w:szCs w:val="28"/>
+        </w:rPr>
+        <w:t>S.SWATHI</w:t>
+      </w:r>
+      <w:proofErr w:type="gramEnd"/>
+      <w:r>
+        <w:rPr>
+          <w:b/>
+          <w:bCs/>
+          <w:sz w:val="28"/>
+          <w:szCs w:val="28"/>
+        </w:rPr>
+        <w:t xml:space="preserve">        -        F0E7CF98962A8AEB0EB410C231082696</w:t>
       </w:r>
     </w:p>
     <w:p>
       <w:pPr>
         <w:spacing w:after="600"/>
-        <w:ind w:firstLine="720"/>
-        <w:rPr>
-          <w:sz w:val="24"/>
-          <w:szCs w:val="24"/>
-        </w:rPr>
-      </w:pPr>
-      <w:r>
-        <w:rPr>
-          <w:sz w:val="24"/>
-          <w:szCs w:val="24"/>
-        </w:rPr>
-        <w:t>GNANAPRAKASH G</w:t>
-      </w:r>
-      <w:r>
-        <w:rPr>
-          <w:sz w:val="24"/>
-          <w:szCs w:val="24"/>
-        </w:rPr>
-        <w:tab/>
-      </w:r>
-      <w:r>
-        <w:rPr>
-          <w:sz w:val="24"/>
-          <w:szCs w:val="24"/>
-        </w:rPr>
-        <w:tab/>
-      </w:r>
-      <w:r>
-        <w:rPr>
-          <w:sz w:val="24"/>
-          <w:szCs w:val="24"/>
-        </w:rPr>
-        <w:t>5EBBB9F381A5BFBA87941652B29BAEC4</w:t>
+        <w:rPr>
+          <w:b/>
+          <w:bCs/>
+          <w:sz w:val="28"/>
+          <w:szCs w:val="28"/>
+        </w:rPr>
+      </w:pPr>
+      <w:proofErr w:type="gramStart"/>
+      <w:r>
+        <w:rPr>
+          <w:b/>
+          <w:bCs/>
+          <w:sz w:val="28"/>
+          <w:szCs w:val="28"/>
+        </w:rPr>
+        <w:t>R.RAGHU</w:t>
+      </w:r>
+      <w:proofErr w:type="gramEnd"/>
+      <w:r>
+        <w:rPr>
+          <w:b/>
+          <w:bCs/>
+          <w:sz w:val="28"/>
+          <w:szCs w:val="28"/>
+        </w:rPr>
+        <w:t xml:space="preserve">         -       F099D7358DFED2CAA6240F03F7E0C1C8</w:t>
       </w:r>
     </w:p>
     <w:p>
       <w:pPr>
         <w:spacing w:after="600"/>
-        <w:ind w:firstLine="720"/>
-        <w:rPr>
-          <w:sz w:val="24"/>
-          <w:szCs w:val="24"/>
-        </w:rPr>
-      </w:pPr>
-      <w:r>
-        <w:rPr>
-          <w:sz w:val="24"/>
-          <w:szCs w:val="24"/>
-        </w:rPr>
-        <w:t>GURU M</w:t>
-      </w:r>
-      <w:r>
-        <w:rPr>
-          <w:sz w:val="24"/>
-          <w:szCs w:val="24"/>
-        </w:rPr>
-        <w:tab/>
-      </w:r>
-      <w:r>
-        <w:rPr>
-          <w:sz w:val="24"/>
-          <w:szCs w:val="24"/>
-        </w:rPr>
-        <w:tab/>
-      </w:r>
-      <w:r>
-        <w:rPr>
-          <w:sz w:val="24"/>
-          <w:szCs w:val="24"/>
-        </w:rPr>
-        <w:tab/>
-      </w:r>
-      <w:r>
-        <w:rPr>
-          <w:sz w:val="24"/>
-          <w:szCs w:val="24"/>
-        </w:rPr>
-        <w:tab/>
-      </w:r>
-      <w:r>
-        <w:rPr>
-          <w:sz w:val="24"/>
-          <w:szCs w:val="24"/>
-        </w:rPr>
-        <w:t>7D8F44AE1A5F188A21F4048936882BB9</w:t>
+        <w:rPr>
+          <w:b/>
+          <w:bCs/>
+          <w:sz w:val="28"/>
+          <w:szCs w:val="28"/>
+        </w:rPr>
+      </w:pPr>
+      <w:r>
+        <w:rPr>
+          <w:b/>
+          <w:bCs/>
+          <w:sz w:val="28"/>
+          <w:szCs w:val="28"/>
+        </w:rPr>
+        <w:t>D.EZHILAN        -      54BB01DD5E675B183174ABF49A0D742C</w:t>
       </w:r>
     </w:p>
     <w:p>
       <w:pPr>
         <w:spacing w:after="600"/>
-        <w:ind w:firstLine="720"/>
-        <w:rPr>
-          <w:sz w:val="24"/>
-          <w:szCs w:val="24"/>
-        </w:rPr>
-      </w:pPr>
-      <w:r>
-        <w:rPr>
-          <w:sz w:val="24"/>
-          <w:szCs w:val="24"/>
-        </w:rPr>
-        <w:t>JENITH ESA A P</w:t>
-      </w:r>
-      <w:r>
-        <w:rPr>
-          <w:sz w:val="24"/>
-          <w:szCs w:val="24"/>
-        </w:rPr>
-        <w:tab/>
-      </w:r>
-      <w:r>
-        <w:rPr>
-          <w:sz w:val="24"/>
-          <w:szCs w:val="24"/>
-        </w:rPr>
-        <w:tab/>
-      </w:r>
-      <w:r>
-        <w:rPr>
-          <w:sz w:val="24"/>
-          <w:szCs w:val="24"/>
-        </w:rPr>
-        <w:tab/>
-      </w:r>
-      <w:r>
-        <w:rPr>
-          <w:sz w:val="24"/>
-          <w:szCs w:val="24"/>
-        </w:rPr>
-        <w:t>C180F73AC7C4F1096BB4EE211FCCD773</w:t>
-      </w:r>
-    </w:p>
-    <w:p>
-      <w:pPr>
-        <w:spacing w:after="600"/>
-        <w:jc w:val="center"/>
       </w:pPr>
     </w:p>
     <w:p>
@@ -376,7 +260,6 @@
           <w:sz w:val="32"/>
           <w:szCs w:val="32"/>
         </w:rPr>
-        <w:lastRenderedPageBreak/>
         <w:t xml:space="preserve">1. </w:t>
       </w:r>
       <w:r>
@@ -421,6 +304,7 @@
           <w:sz w:val="24"/>
           <w:szCs w:val="24"/>
         </w:rPr>
+        <w:lastRenderedPageBreak/>
         <w:t xml:space="preserve">The </w:t>
       </w:r>
       <w:r>
@@ -463,23 +347,7 @@
           <w:sz w:val="24"/>
           <w:szCs w:val="24"/>
         </w:rPr>
-        <w:t xml:space="preserve">The system allows students to submit book borrow requests and track the status of their requests, while librarians manage the book </w:t>
-      </w:r>
-      <w:proofErr w:type="spellStart"/>
-      <w:r>
-        <w:rPr>
-          <w:sz w:val="24"/>
-          <w:szCs w:val="24"/>
-        </w:rPr>
-        <w:t>catalog</w:t>
-      </w:r>
-      <w:proofErr w:type="spellEnd"/>
-      <w:r>
-        <w:rPr>
-          <w:sz w:val="24"/>
-          <w:szCs w:val="24"/>
-        </w:rPr>
-        <w:t xml:space="preserve">, approve or reject requests, and update book availability. Custom tables such as </w:t>
+        <w:t xml:space="preserve">The system allows students to submit book borrow requests and track the status of their requests, while librarians manage the book catalog, approve or reject requests, and update book availability. Custom tables such as </w:t>
       </w:r>
       <w:r>
         <w:rPr>
@@ -579,635 +447,688 @@
         <w:spacing w:before="400" w:after="200"/>
       </w:pPr>
       <w:r>
+        <w:t xml:space="preserve">  </w:t>
+      </w:r>
+      <w:r>
+        <w:t>2</w:t>
+      </w:r>
+      <w:r>
+        <w:t>.  Introduction</w:t>
+      </w:r>
+    </w:p>
+    <w:p>
+      <w:pPr>
+        <w:pStyle w:val="BodyText"/>
+        <w:spacing w:line="360" w:lineRule="auto"/>
+        <w:rPr>
+          <w:sz w:val="24"/>
+          <w:szCs w:val="24"/>
+        </w:rPr>
+      </w:pPr>
+      <w:r>
+        <w:rPr>
+          <w:sz w:val="24"/>
+          <w:szCs w:val="24"/>
+        </w:rPr>
+        <w:lastRenderedPageBreak/>
+        <w:t>Documentation constitutes a fundamental pillar of any well-engineered information system project. In the context of the Smart Library Request Workflow developed on the ServiceNow platform, comprehensive documentation serves as the authoritative reference that captures every decision, configuration, and process involved in the system’s lifecycle. From the initial identification of requirements through to deployment and user training, documentation ensures that the project remains traceable, reproducible, and maintainable across time and organisational change.</w:t>
+      </w:r>
+    </w:p>
+    <w:p>
+      <w:pPr>
+        <w:pStyle w:val="BodyText"/>
+        <w:spacing w:line="360" w:lineRule="auto"/>
+        <w:rPr>
+          <w:sz w:val="24"/>
+          <w:szCs w:val="24"/>
+        </w:rPr>
+      </w:pPr>
+      <w:r>
+        <w:rPr>
+          <w:sz w:val="24"/>
+          <w:szCs w:val="24"/>
+        </w:rPr>
+        <w:t>The importance of structured documentation cannot be overstated. It promotes clarity by providing unambiguous descriptions of system behaviour and configuration, thereby reducing the risk of misinterpretation by stakeholders. It facilitates knowledge transfer by enabling new team members, administrators, or auditors to understand the system without reliance on individuals who participated in its original development. Furthermore, it supports future maintenance by supplying the contextual detail necessary for system administrators to diagnose issues, implement enhancements, or migrate the system to alternative environments.</w:t>
+      </w:r>
+    </w:p>
+    <w:p>
+      <w:pPr>
+        <w:pStyle w:val="BodyText"/>
+        <w:spacing w:line="360" w:lineRule="auto"/>
+        <w:rPr>
+          <w:sz w:val="24"/>
+          <w:szCs w:val="24"/>
+        </w:rPr>
+      </w:pPr>
+      <w:r>
+        <w:rPr>
+          <w:sz w:val="24"/>
+          <w:szCs w:val="24"/>
+        </w:rPr>
+        <w:t>This documentation section provides a structured and comprehensive account of all artefacts produced throughout the project’s duration, organised by phase and functional domain. Each subsection addresses a distinct dimension of the system and follows professional technical writing standards appropriate for academic project reporting.</w:t>
+      </w:r>
+    </w:p>
+    <w:p>
+      <w:pPr>
+        <w:pStyle w:val="BodyText"/>
+        <w:spacing w:line="360" w:lineRule="auto"/>
+        <w:rPr>
+          <w:sz w:val="24"/>
+          <w:szCs w:val="24"/>
+        </w:rPr>
+      </w:pPr>
+    </w:p>
+    <w:p>
+      <w:pPr>
+        <w:pStyle w:val="BodyText"/>
+        <w:spacing w:line="360" w:lineRule="auto"/>
+        <w:rPr>
+          <w:sz w:val="24"/>
+          <w:szCs w:val="24"/>
+        </w:rPr>
+      </w:pPr>
+    </w:p>
+    <w:p>
+      <w:pPr>
+        <w:pStyle w:val="BodyText"/>
+        <w:spacing w:line="360" w:lineRule="auto"/>
+        <w:rPr>
+          <w:sz w:val="24"/>
+          <w:szCs w:val="24"/>
+        </w:rPr>
+      </w:pPr>
+    </w:p>
+    <w:p>
+      <w:pPr>
+        <w:pStyle w:val="BodyText"/>
+        <w:spacing w:line="360" w:lineRule="auto"/>
+        <w:rPr>
+          <w:sz w:val="24"/>
+          <w:szCs w:val="24"/>
+        </w:rPr>
+      </w:pPr>
+    </w:p>
+    <w:p>
+      <w:pPr>
+        <w:pStyle w:val="BodyText"/>
+        <w:spacing w:line="360" w:lineRule="auto"/>
+        <w:rPr>
+          <w:sz w:val="24"/>
+          <w:szCs w:val="24"/>
+        </w:rPr>
+      </w:pPr>
+    </w:p>
+    <w:p>
+      <w:pPr>
+        <w:pStyle w:val="BodyText"/>
+        <w:spacing w:line="360" w:lineRule="auto"/>
+        <w:rPr>
+          <w:sz w:val="24"/>
+          <w:szCs w:val="24"/>
+        </w:rPr>
+      </w:pPr>
+    </w:p>
+    <w:p>
+      <w:pPr>
+        <w:pStyle w:val="Heading1"/>
+        <w:spacing w:before="400" w:after="200"/>
+      </w:pPr>
+      <w:r>
+        <w:t xml:space="preserve">  </w:t>
+      </w:r>
+      <w:r>
+        <w:t>3</w:t>
+      </w:r>
+      <w:r>
+        <w:t>.  Documentation Overview</w:t>
+      </w:r>
+    </w:p>
+    <w:p>
+      <w:pPr>
+        <w:pStyle w:val="BodyText"/>
+        <w:spacing w:line="360" w:lineRule="auto"/>
+        <w:rPr>
+          <w:sz w:val="24"/>
+          <w:szCs w:val="24"/>
+        </w:rPr>
+      </w:pPr>
+      <w:r>
+        <w:rPr>
+          <w:sz w:val="24"/>
+          <w:szCs w:val="24"/>
+        </w:rPr>
+        <w:lastRenderedPageBreak/>
+        <w:t>The documentation for the Smart Library Request Workflow project spans the entirety of the project lifecycle, covering all six principal phases from inception through to deployment and user support. Collectively, these documents form a complete and authoritative guide that equips stakeholders with the knowledge required to understand, operate, and recreate the system in its entirety.</w:t>
+      </w:r>
+    </w:p>
+    <w:p>
+      <w:pPr>
+        <w:pStyle w:val="Heading2"/>
+      </w:pPr>
+      <w:proofErr w:type="gramStart"/>
+      <w:r>
+        <w:t>2.1  Project</w:t>
+      </w:r>
+      <w:proofErr w:type="gramEnd"/>
+      <w:r>
+        <w:t xml:space="preserve"> Phases Covered</w:t>
+      </w:r>
+    </w:p>
+    <w:p>
+      <w:pPr>
+        <w:pStyle w:val="BodyText"/>
+        <w:spacing w:line="360" w:lineRule="auto"/>
+        <w:rPr>
+          <w:sz w:val="24"/>
+          <w:szCs w:val="24"/>
+        </w:rPr>
+      </w:pPr>
+      <w:r>
+        <w:rPr>
+          <w:sz w:val="24"/>
+          <w:szCs w:val="24"/>
+        </w:rPr>
+        <w:t>The documentation encompasses the following project phases, each of which is addressed with dedicated artefacts, diagrams, and descriptive records:</w:t>
+      </w:r>
+    </w:p>
+    <w:p>
+      <w:pPr>
+        <w:pStyle w:val="Heading3"/>
+      </w:pPr>
+      <w:r>
+        <w:t>Identification Phase</w:t>
+      </w:r>
+    </w:p>
+    <w:p>
+      <w:pPr>
+        <w:pStyle w:val="BodyText"/>
+        <w:spacing w:line="360" w:lineRule="auto"/>
+        <w:rPr>
+          <w:sz w:val="24"/>
+          <w:szCs w:val="24"/>
+        </w:rPr>
+      </w:pPr>
+      <w:r>
+        <w:rPr>
+          <w:sz w:val="24"/>
+          <w:szCs w:val="24"/>
+        </w:rPr>
+        <w:t>This phase documents the problem statement, project scope, stakeholder analysis, and the rationale for selecting ServiceNow as the implementation platform. It establishes the foundational context for all subsequent project activities.</w:t>
+      </w:r>
+    </w:p>
+    <w:p>
+      <w:pPr>
+        <w:pStyle w:val="Heading3"/>
+      </w:pPr>
+      <w:r>
+        <w:t>Requirement Analysis Phase</w:t>
+      </w:r>
+    </w:p>
+    <w:p>
+      <w:pPr>
+        <w:pStyle w:val="BodyText"/>
+        <w:spacing w:line="360" w:lineRule="auto"/>
+        <w:rPr>
+          <w:sz w:val="24"/>
+          <w:szCs w:val="24"/>
+        </w:rPr>
+      </w:pPr>
+      <w:r>
+        <w:rPr>
+          <w:sz w:val="24"/>
+          <w:szCs w:val="24"/>
+        </w:rPr>
+        <w:t>Documentation from this phase includes functional and non-functional requirements, use case descriptions, and stakeholder interviews. These records define precisely what the system must achieve to be considered successful.</w:t>
+      </w:r>
+    </w:p>
+    <w:p>
+      <w:pPr>
+        <w:pStyle w:val="Heading3"/>
+      </w:pPr>
+      <w:r>
+        <w:t>Project Planning Phase</w:t>
+      </w:r>
+    </w:p>
+    <w:p>
+      <w:pPr>
+        <w:pStyle w:val="BodyText"/>
+        <w:spacing w:line="360" w:lineRule="auto"/>
+        <w:rPr>
+          <w:sz w:val="24"/>
+          <w:szCs w:val="24"/>
+        </w:rPr>
+      </w:pPr>
+      <w:r>
+        <w:rPr>
+          <w:sz w:val="24"/>
+          <w:szCs w:val="24"/>
+        </w:rPr>
+        <w:t>Planning documentation covers the project schedule, resource allocation, risk assessment matrix, and milestone definitions. This phase ensures that the project’s execution strategy is clearly articulated and measurable.</w:t>
+      </w:r>
+    </w:p>
+    <w:p>
+      <w:pPr>
+        <w:pStyle w:val="Heading3"/>
+      </w:pPr>
+      <w:r>
+        <w:t>Project Design Phase</w:t>
+      </w:r>
+    </w:p>
+    <w:p>
+      <w:pPr>
+        <w:pStyle w:val="BodyText"/>
+        <w:spacing w:line="360" w:lineRule="auto"/>
+        <w:rPr>
+          <w:sz w:val="24"/>
+          <w:szCs w:val="24"/>
+        </w:rPr>
+      </w:pPr>
+      <w:r>
+        <w:rPr>
+          <w:sz w:val="24"/>
+          <w:szCs w:val="24"/>
+        </w:rPr>
+        <w:t>Design artefacts include system architecture diagrams, entity-relationship models, workflow flowcharts, and user interface wireframes. These documents translate requirements into a blueprint for technical implementation.</w:t>
+      </w:r>
+    </w:p>
+    <w:p>
+      <w:pPr>
+        <w:pStyle w:val="BodyText"/>
+        <w:spacing w:line="360" w:lineRule="auto"/>
+        <w:rPr>
+          <w:sz w:val="24"/>
+          <w:szCs w:val="24"/>
+        </w:rPr>
+      </w:pPr>
+    </w:p>
+    <w:p>
+      <w:pPr>
+        <w:pStyle w:val="BodyText"/>
+        <w:spacing w:line="360" w:lineRule="auto"/>
+        <w:rPr>
+          <w:sz w:val="24"/>
+          <w:szCs w:val="24"/>
+        </w:rPr>
+      </w:pPr>
+    </w:p>
+    <w:p>
+      <w:pPr>
+        <w:pStyle w:val="Heading3"/>
+      </w:pPr>
+      <w:r>
+        <w:t>Project Development Phase</w:t>
+      </w:r>
+    </w:p>
+    <w:p>
+      <w:pPr>
+        <w:pStyle w:val="BodyText"/>
+        <w:spacing w:line="360" w:lineRule="auto"/>
+        <w:rPr>
+          <w:sz w:val="24"/>
+          <w:szCs w:val="24"/>
+        </w:rPr>
+      </w:pPr>
+      <w:r>
+        <w:rPr>
+          <w:sz w:val="24"/>
+          <w:szCs w:val="24"/>
+        </w:rPr>
+        <w:lastRenderedPageBreak/>
+        <w:t>Development documentation records the configuration steps carried out within ServiceNow, including table creation, field definitions, role assignments, and automation scripts. This phase provides a step-by-step recreation guide for system administrators.</w:t>
+      </w:r>
+    </w:p>
+    <w:p>
+      <w:pPr>
+        <w:pStyle w:val="Heading3"/>
+      </w:pPr>
+      <w:r>
+        <w:t>Testing and Deployment Phase</w:t>
+      </w:r>
+    </w:p>
+    <w:p>
+      <w:pPr>
+        <w:pStyle w:val="BodyText"/>
+        <w:spacing w:line="360" w:lineRule="auto"/>
+        <w:rPr>
+          <w:sz w:val="24"/>
+          <w:szCs w:val="24"/>
+        </w:rPr>
+      </w:pPr>
+      <w:r>
+        <w:rPr>
+          <w:sz w:val="24"/>
+          <w:szCs w:val="24"/>
+        </w:rPr>
+        <w:t>This phase documents test cases, test results, defect logs, and the deployment procedure. It validates that the system operates as intended and that all acceptance criteria have been satisfied prior to go-live.</w:t>
+      </w:r>
+    </w:p>
+    <w:p>
+      <w:pPr>
+        <w:pStyle w:val="BodyText"/>
+        <w:spacing w:line="360" w:lineRule="auto"/>
+        <w:rPr>
+          <w:sz w:val="24"/>
+          <w:szCs w:val="24"/>
+        </w:rPr>
+      </w:pPr>
+      <w:r>
+        <w:rPr>
+          <w:sz w:val="24"/>
+          <w:szCs w:val="24"/>
+        </w:rPr>
+        <w:t>Taken together, these phase-specific documents provide a complete and coherent guide that any qualified system administrator or developer could use to fully understand and independently recreate the Smart Library Request Workflow system within a ServiceNow environment.</w:t>
+      </w:r>
+    </w:p>
+    <w:p>
+      <w:pPr>
+        <w:pStyle w:val="Heading1"/>
+        <w:spacing w:before="400" w:after="200"/>
+      </w:pPr>
+      <w:r>
+        <w:t xml:space="preserve">  </w:t>
+      </w:r>
+      <w:r>
+        <w:t>4</w:t>
+      </w:r>
+      <w:r>
+        <w:t>.  System Setup Documentation</w:t>
+      </w:r>
+    </w:p>
+    <w:p>
+      <w:pPr>
+        <w:pStyle w:val="BodyText"/>
+        <w:spacing w:line="360" w:lineRule="auto"/>
+        <w:rPr>
+          <w:sz w:val="24"/>
+          <w:szCs w:val="24"/>
+        </w:rPr>
+      </w:pPr>
+      <w:r>
+        <w:rPr>
+          <w:sz w:val="24"/>
+          <w:szCs w:val="24"/>
+        </w:rPr>
+        <w:t>System setup documentation provides a precise account of all configuration steps required to establish the Smart Library Request Workflow within the ServiceNow platform. This documentation is critical for system administrators responsible for maintaining the production environment or replicating the configuration in development and testing instances. The following subsections describe each configuration domain in detail.</w:t>
+      </w:r>
+    </w:p>
+    <w:p>
+      <w:pPr>
+        <w:pStyle w:val="Heading2"/>
+      </w:pPr>
+      <w:proofErr w:type="gramStart"/>
+      <w:r>
+        <w:t>3.1  Role</w:t>
+      </w:r>
+      <w:proofErr w:type="gramEnd"/>
+      <w:r>
+        <w:t xml:space="preserve"> Creation</w:t>
+      </w:r>
+    </w:p>
+    <w:p>
+      <w:pPr>
+        <w:pStyle w:val="BodyText"/>
+        <w:spacing w:line="360" w:lineRule="auto"/>
+        <w:rPr>
+          <w:sz w:val="24"/>
+          <w:szCs w:val="24"/>
+        </w:rPr>
+      </w:pPr>
+      <w:r>
+        <w:rPr>
+          <w:sz w:val="24"/>
+          <w:szCs w:val="24"/>
+        </w:rPr>
+        <w:t xml:space="preserve">The system operates under a two-role security model, comprising the </w:t>
+      </w:r>
+      <w:proofErr w:type="gramStart"/>
+      <w:r>
+        <w:rPr>
+          <w:sz w:val="24"/>
+          <w:szCs w:val="24"/>
+        </w:rPr>
+        <w:t>Student</w:t>
+      </w:r>
+      <w:proofErr w:type="gramEnd"/>
+      <w:r>
+        <w:rPr>
+          <w:sz w:val="24"/>
+          <w:szCs w:val="24"/>
+        </w:rPr>
+        <w:t xml:space="preserve"> role and the Librarian role. The </w:t>
+      </w:r>
+      <w:proofErr w:type="gramStart"/>
+      <w:r>
+        <w:rPr>
+          <w:sz w:val="24"/>
+          <w:szCs w:val="24"/>
+        </w:rPr>
+        <w:t>Student</w:t>
+      </w:r>
+      <w:proofErr w:type="gramEnd"/>
+      <w:r>
+        <w:rPr>
+          <w:sz w:val="24"/>
+          <w:szCs w:val="24"/>
+        </w:rPr>
+        <w:t xml:space="preserve"> role is designed to grant registered library users the ability to submit borrow requests and monitor the status of their submissions. The Librarian role is assigned to library staff and provides elevated privileges, including the ability to review pending requests, approve or reject submissions, manage the book inventory, and update book availability status.</w:t>
+      </w:r>
+    </w:p>
+    <w:p>
+      <w:pPr>
+        <w:pStyle w:val="BodyText"/>
+        <w:spacing w:line="360" w:lineRule="auto"/>
+        <w:rPr>
+          <w:sz w:val="24"/>
+          <w:szCs w:val="24"/>
+        </w:rPr>
+      </w:pPr>
+      <w:r>
+        <w:rPr>
+          <w:sz w:val="24"/>
+          <w:szCs w:val="24"/>
+        </w:rPr>
+        <w:t>Role creation documentation records the role names, their associated permissions, the groups to which they are assigned, and any inheritance relationships between roles. This ensures that access control configurations can be reproduced accurately and audited against security policy requirements.</w:t>
+      </w:r>
+    </w:p>
+    <w:p>
+      <w:pPr>
+        <w:pStyle w:val="Heading2"/>
+      </w:pPr>
+      <w:proofErr w:type="gramStart"/>
+      <w:r>
+        <w:lastRenderedPageBreak/>
+        <w:t>3.2  Table</w:t>
+      </w:r>
+      <w:proofErr w:type="gramEnd"/>
+      <w:r>
+        <w:t xml:space="preserve"> Creation</w:t>
+      </w:r>
+    </w:p>
+    <w:p>
+      <w:pPr>
+        <w:pStyle w:val="BodyText"/>
+        <w:spacing w:line="360" w:lineRule="auto"/>
+        <w:rPr>
+          <w:sz w:val="24"/>
+          <w:szCs w:val="24"/>
+        </w:rPr>
+      </w:pPr>
+      <w:r>
+        <w:rPr>
+          <w:sz w:val="24"/>
+          <w:szCs w:val="24"/>
+        </w:rPr>
+        <w:t>Two custom tables were created within ServiceNow to underpin the system’s data architecture. The Book table serves as the central catalogue, storing records for all library holdings including title, author, ISBN, availability status, and category. The Borrow Request table manages transactional records relating to borrowing activity, capturing details such as the requesting student, the requested book, submission date, approval status, due date, and any librarian remarks.</w:t>
+      </w:r>
+    </w:p>
+    <w:p>
+      <w:pPr>
+        <w:pStyle w:val="BodyText"/>
+        <w:spacing w:line="360" w:lineRule="auto"/>
+        <w:rPr>
+          <w:sz w:val="24"/>
+          <w:szCs w:val="24"/>
+        </w:rPr>
+      </w:pPr>
+      <w:r>
+        <w:rPr>
+          <w:sz w:val="24"/>
+          <w:szCs w:val="24"/>
+        </w:rPr>
+        <w:t>Table documentation specifies the table name, label, parent table (where applicable), access controls, and a complete field inventory. This level of detail ensures that the relational structure of the system is fully transparent and reproducible.</w:t>
+      </w:r>
+    </w:p>
+    <w:p>
+      <w:pPr>
+        <w:pStyle w:val="Heading2"/>
+      </w:pPr>
+      <w:proofErr w:type="gramStart"/>
+      <w:r>
+        <w:t>3.3  Field</w:t>
+      </w:r>
+      <w:proofErr w:type="gramEnd"/>
+      <w:r>
+        <w:t xml:space="preserve"> Configuration</w:t>
+      </w:r>
+    </w:p>
+    <w:p>
+      <w:pPr>
+        <w:pStyle w:val="BodyText"/>
+        <w:spacing w:line="360" w:lineRule="auto"/>
+        <w:rPr>
+          <w:sz w:val="24"/>
+          <w:szCs w:val="24"/>
+        </w:rPr>
+      </w:pPr>
+      <w:r>
+        <w:rPr>
+          <w:sz w:val="24"/>
+          <w:szCs w:val="24"/>
+        </w:rPr>
+        <w:t>Field configuration documentation describes each field defined within both custom tables, including its data type, label, internal name, default value, mandatory status, and display order. Special attention is given to reference fields, which establish relational links between records, and to choice fields, which constrain user input to predefined values such as “Available,” “Borrowed,” “Pending,” “Approved,” and “Rejected.”</w:t>
+      </w:r>
+    </w:p>
+    <w:p>
+      <w:pPr>
+        <w:pStyle w:val="Heading2"/>
+      </w:pPr>
+      <w:proofErr w:type="gramStart"/>
+      <w:r>
+        <w:t>3.4  Reference</w:t>
+      </w:r>
+      <w:proofErr w:type="gramEnd"/>
+      <w:r>
+        <w:t xml:space="preserve"> Qualifier Setup</w:t>
+      </w:r>
+    </w:p>
+    <w:p>
+      <w:pPr>
+        <w:pStyle w:val="BodyText"/>
+        <w:spacing w:line="360" w:lineRule="auto"/>
+        <w:rPr>
+          <w:sz w:val="24"/>
+          <w:szCs w:val="24"/>
+        </w:rPr>
+      </w:pPr>
+      <w:r>
+        <w:rPr>
+          <w:sz w:val="24"/>
+          <w:szCs w:val="24"/>
+        </w:rPr>
+        <w:t>Reference qualifiers are documented to explain how the system restricts the selectable values in reference fields. For instance, the book reference field on the Borrow Request form is configured with a qualifier that limits the selectable books to those with an availability status of “Available.” This prevents students from submitting requests for books that are already on loan. The documentation records the qualifier logic, its placement, and the conditions under which it is applied.</w:t>
+      </w:r>
+    </w:p>
+    <w:p>
+      <w:pPr>
+        <w:pStyle w:val="BodyText"/>
+        <w:spacing w:line="360" w:lineRule="auto"/>
+        <w:rPr>
+          <w:sz w:val="24"/>
+          <w:szCs w:val="24"/>
+        </w:rPr>
+      </w:pPr>
+      <w:r>
+        <w:rPr>
+          <w:sz w:val="24"/>
+          <w:szCs w:val="24"/>
+        </w:rPr>
+        <w:t>Together, these configuration components form the structural foundation of the system. Without accurate documentation of each element, the system would be difficult to audit, troubleshoot, or replicate, making this section among the most critical within the broader project record.</w:t>
+      </w:r>
+    </w:p>
+    <w:p>
+      <w:pPr>
+        <w:pStyle w:val="Heading1"/>
+        <w:spacing w:before="400" w:after="200"/>
+      </w:pPr>
+      <w:r>
         <w:lastRenderedPageBreak/>
         <w:t xml:space="preserve">  </w:t>
       </w:r>
       <w:r>
-        <w:t>2</w:t>
-      </w:r>
-      <w:r>
-        <w:t>.  Introduction</w:t>
-      </w:r>
-    </w:p>
-    <w:p>
-      <w:pPr>
-        <w:pStyle w:val="BodyText"/>
-        <w:spacing w:line="360" w:lineRule="auto"/>
-        <w:rPr>
-          <w:sz w:val="24"/>
-          <w:szCs w:val="24"/>
-        </w:rPr>
-      </w:pPr>
-      <w:r>
-        <w:rPr>
-          <w:sz w:val="24"/>
-          <w:szCs w:val="24"/>
-        </w:rPr>
-        <w:t>Documentation constitutes a fundamental pillar of any well-engineered information system project. In the context of the Smart Library Request Workflow developed on the ServiceNow platform, comprehensive documentation serves as the authoritative reference that captures every decision, configuration, and process involved in the system’s lifecycle. From the initial identification of requirements through to deployment and user training, documentation ensures that the project remains traceable, reproducible, and maintainable across time and organisational change.</w:t>
-      </w:r>
-    </w:p>
-    <w:p>
-      <w:pPr>
-        <w:pStyle w:val="BodyText"/>
-        <w:spacing w:line="360" w:lineRule="auto"/>
-        <w:rPr>
-          <w:sz w:val="24"/>
-          <w:szCs w:val="24"/>
-        </w:rPr>
-      </w:pPr>
-      <w:r>
-        <w:rPr>
-          <w:sz w:val="24"/>
-          <w:szCs w:val="24"/>
-        </w:rPr>
-        <w:t>The importance of structured documentation cannot be overstated. It promotes clarity by providing unambiguous descriptions of system behaviour and configuration, thereby reducing the risk of misinterpretation by stakeholders. It facilitates knowledge transfer by enabling new team members, administrators, or auditors to understand the system without reliance on individuals who participated in its original development. Furthermore, it supports future maintenance by supplying the contextual detail necessary for system administrators to diagnose issues, implement enhancements, or migrate the system to alternative environments.</w:t>
-      </w:r>
-    </w:p>
-    <w:p>
-      <w:pPr>
-        <w:pStyle w:val="BodyText"/>
-        <w:spacing w:line="360" w:lineRule="auto"/>
-        <w:rPr>
-          <w:sz w:val="24"/>
-          <w:szCs w:val="24"/>
-        </w:rPr>
-      </w:pPr>
-      <w:r>
-        <w:rPr>
-          <w:sz w:val="24"/>
-          <w:szCs w:val="24"/>
-        </w:rPr>
-        <w:t>This documentation section provides a structured and comprehensive account of all artefacts produced throughout the project’s duration, organised by phase and functional domain. Each subsection addresses a distinct dimension of the system and follows professional technical writing standards appropriate for academic project reporting.</w:t>
-      </w:r>
-    </w:p>
-    <w:p>
-      <w:pPr>
-        <w:pStyle w:val="BodyText"/>
-        <w:spacing w:line="360" w:lineRule="auto"/>
-        <w:rPr>
-          <w:sz w:val="24"/>
-          <w:szCs w:val="24"/>
-        </w:rPr>
-      </w:pPr>
-    </w:p>
-    <w:p>
-      <w:pPr>
-        <w:pStyle w:val="BodyText"/>
-        <w:spacing w:line="360" w:lineRule="auto"/>
-        <w:rPr>
-          <w:sz w:val="24"/>
-          <w:szCs w:val="24"/>
-        </w:rPr>
-      </w:pPr>
-    </w:p>
-    <w:p>
-      <w:pPr>
-        <w:pStyle w:val="BodyText"/>
-        <w:spacing w:line="360" w:lineRule="auto"/>
-        <w:rPr>
-          <w:sz w:val="24"/>
-          <w:szCs w:val="24"/>
-        </w:rPr>
-      </w:pPr>
-    </w:p>
-    <w:p>
-      <w:pPr>
-        <w:pStyle w:val="BodyText"/>
-        <w:spacing w:line="360" w:lineRule="auto"/>
-        <w:rPr>
-          <w:sz w:val="24"/>
-          <w:szCs w:val="24"/>
-        </w:rPr>
-      </w:pPr>
-    </w:p>
-    <w:p>
-      <w:pPr>
-        <w:pStyle w:val="BodyText"/>
-        <w:spacing w:line="360" w:lineRule="auto"/>
-        <w:rPr>
-          <w:sz w:val="24"/>
-          <w:szCs w:val="24"/>
-        </w:rPr>
-      </w:pPr>
-    </w:p>
-    <w:p>
-      <w:pPr>
-        <w:pStyle w:val="BodyText"/>
-        <w:spacing w:line="360" w:lineRule="auto"/>
-        <w:rPr>
-          <w:sz w:val="24"/>
-          <w:szCs w:val="24"/>
-        </w:rPr>
-      </w:pPr>
-    </w:p>
-    <w:p>
-      <w:pPr>
-        <w:pStyle w:val="Heading1"/>
-        <w:spacing w:before="400" w:after="200"/>
-      </w:pPr>
-      <w:r>
-        <w:lastRenderedPageBreak/>
-        <w:t xml:space="preserve">  </w:t>
-      </w:r>
-      <w:r>
-        <w:t>3</w:t>
-      </w:r>
-      <w:r>
-        <w:t>.  Documentation Overview</w:t>
-      </w:r>
-    </w:p>
-    <w:p>
-      <w:pPr>
-        <w:pStyle w:val="BodyText"/>
-        <w:spacing w:line="360" w:lineRule="auto"/>
-        <w:rPr>
-          <w:sz w:val="24"/>
-          <w:szCs w:val="24"/>
-        </w:rPr>
-      </w:pPr>
-      <w:r>
-        <w:rPr>
-          <w:sz w:val="24"/>
-          <w:szCs w:val="24"/>
-        </w:rPr>
-        <w:t>The documentation for the Smart Library Request Workflow project spans the entirety of the project lifecycle, covering all six principal phases from inception through to deployment and user support. Collectively, these documents form a complete and authoritative guide that equips stakeholders with the knowledge required to understand, operate, and recreate the system in its entirety.</w:t>
+        <w:t>5</w:t>
+      </w:r>
+      <w:r>
+        <w:t>.  Workflow and Automation Documentation</w:t>
+      </w:r>
+    </w:p>
+    <w:p>
+      <w:pPr>
+        <w:pStyle w:val="BodyText"/>
+        <w:spacing w:line="360" w:lineRule="auto"/>
+        <w:rPr>
+          <w:sz w:val="24"/>
+          <w:szCs w:val="24"/>
+        </w:rPr>
+      </w:pPr>
+      <w:r>
+        <w:rPr>
+          <w:sz w:val="24"/>
+          <w:szCs w:val="24"/>
+        </w:rPr>
+        <w:t>Workflow and automation documentation captures the logic, configuration, and behaviour of the automated processes that govern the library borrowing lifecycle. These processes were implemented using ServiceNow’s Flow Designer, a visual automation tool that enables the creation of conditional, multi-step workflows without requiring custom scripting. The documentation provides both a high-level process narrative and granular technical specifications for each automation component.</w:t>
       </w:r>
     </w:p>
     <w:p>
       <w:pPr>
         <w:pStyle w:val="Heading2"/>
       </w:pPr>
-      <w:r>
-        <w:t>2.1  Project Phases Covered</w:t>
-      </w:r>
-    </w:p>
-    <w:p>
-      <w:pPr>
-        <w:pStyle w:val="BodyText"/>
-        <w:spacing w:line="360" w:lineRule="auto"/>
-        <w:rPr>
-          <w:sz w:val="24"/>
-          <w:szCs w:val="24"/>
-        </w:rPr>
-      </w:pPr>
-      <w:r>
-        <w:rPr>
-          <w:sz w:val="24"/>
-          <w:szCs w:val="24"/>
-        </w:rPr>
-        <w:t>The documentation encompasses the following project phases, each of which is addressed with dedicated artefacts, diagrams, and descriptive records:</w:t>
-      </w:r>
-    </w:p>
-    <w:p>
-      <w:pPr>
-        <w:pStyle w:val="Heading3"/>
-      </w:pPr>
-      <w:r>
-        <w:t>Identification Phase</w:t>
-      </w:r>
-    </w:p>
-    <w:p>
-      <w:pPr>
-        <w:pStyle w:val="BodyText"/>
-        <w:spacing w:line="360" w:lineRule="auto"/>
-        <w:rPr>
-          <w:sz w:val="24"/>
-          <w:szCs w:val="24"/>
-        </w:rPr>
-      </w:pPr>
-      <w:r>
-        <w:rPr>
-          <w:sz w:val="24"/>
-          <w:szCs w:val="24"/>
-        </w:rPr>
-        <w:t>This phase documents the problem statement, project scope, stakeholder analysis, and the rationale for selecting ServiceNow as the implementation platform. It establishes the foundational context for all subsequent project activities.</w:t>
-      </w:r>
-    </w:p>
-    <w:p>
-      <w:pPr>
-        <w:pStyle w:val="Heading3"/>
-      </w:pPr>
-      <w:r>
-        <w:t>Requirement Analysis Phase</w:t>
-      </w:r>
-    </w:p>
-    <w:p>
-      <w:pPr>
-        <w:pStyle w:val="BodyText"/>
-        <w:spacing w:line="360" w:lineRule="auto"/>
-        <w:rPr>
-          <w:sz w:val="24"/>
-          <w:szCs w:val="24"/>
-        </w:rPr>
-      </w:pPr>
-      <w:r>
-        <w:rPr>
-          <w:sz w:val="24"/>
-          <w:szCs w:val="24"/>
-        </w:rPr>
-        <w:t>Documentation from this phase includes functional and non-functional requirements, use case descriptions, and stakeholder interviews. These records define precisely what the system must achieve to be considered successful.</w:t>
-      </w:r>
-    </w:p>
-    <w:p>
-      <w:pPr>
-        <w:pStyle w:val="Heading3"/>
-      </w:pPr>
-      <w:r>
-        <w:t>Project Planning Phase</w:t>
-      </w:r>
-    </w:p>
-    <w:p>
-      <w:pPr>
-        <w:pStyle w:val="BodyText"/>
-        <w:spacing w:line="360" w:lineRule="auto"/>
-        <w:rPr>
-          <w:sz w:val="24"/>
-          <w:szCs w:val="24"/>
-        </w:rPr>
-      </w:pPr>
-      <w:r>
-        <w:rPr>
-          <w:sz w:val="24"/>
-          <w:szCs w:val="24"/>
-        </w:rPr>
-        <w:t>Planning documentation covers the project schedule, resource allocation, risk assessment matrix, and milestone definitions. This phase ensures that the project’s execution strategy is clearly articulated and measurable.</w:t>
-      </w:r>
-    </w:p>
-    <w:p>
-      <w:pPr>
-        <w:pStyle w:val="Heading3"/>
-      </w:pPr>
-      <w:r>
-        <w:t>Project Design Phase</w:t>
-      </w:r>
-    </w:p>
-    <w:p>
-      <w:pPr>
-        <w:pStyle w:val="BodyText"/>
-        <w:spacing w:line="360" w:lineRule="auto"/>
-        <w:rPr>
-          <w:sz w:val="24"/>
-          <w:szCs w:val="24"/>
-        </w:rPr>
-      </w:pPr>
-      <w:r>
-        <w:rPr>
-          <w:sz w:val="24"/>
-          <w:szCs w:val="24"/>
-        </w:rPr>
-        <w:t>Design artefacts include system architecture diagrams, entity-relationship models, workflow flowcharts, and user interface wireframes. These documents translate requirements into a blueprint for technical implementation.</w:t>
-      </w:r>
-    </w:p>
-    <w:p>
-      <w:pPr>
-        <w:pStyle w:val="BodyText"/>
-        <w:spacing w:line="360" w:lineRule="auto"/>
-        <w:rPr>
-          <w:sz w:val="24"/>
-          <w:szCs w:val="24"/>
-        </w:rPr>
-      </w:pPr>
-    </w:p>
-    <w:p>
-      <w:pPr>
-        <w:pStyle w:val="BodyText"/>
-        <w:spacing w:line="360" w:lineRule="auto"/>
-        <w:rPr>
-          <w:sz w:val="24"/>
-          <w:szCs w:val="24"/>
-        </w:rPr>
-      </w:pPr>
-    </w:p>
-    <w:p>
-      <w:pPr>
-        <w:pStyle w:val="Heading3"/>
-      </w:pPr>
-      <w:r>
-        <w:lastRenderedPageBreak/>
-        <w:t>Project Development Phase</w:t>
-      </w:r>
-    </w:p>
-    <w:p>
-      <w:pPr>
-        <w:pStyle w:val="BodyText"/>
-        <w:spacing w:line="360" w:lineRule="auto"/>
-        <w:rPr>
-          <w:sz w:val="24"/>
-          <w:szCs w:val="24"/>
-        </w:rPr>
-      </w:pPr>
-      <w:r>
-        <w:rPr>
-          <w:sz w:val="24"/>
-          <w:szCs w:val="24"/>
-        </w:rPr>
-        <w:t>Development documentation records the configuration steps carried out within ServiceNow, including table creation, field definitions, role assignments, and automation scripts. This phase provides a step-by-step recreation guide for system administrators.</w:t>
-      </w:r>
-    </w:p>
-    <w:p>
-      <w:pPr>
-        <w:pStyle w:val="Heading3"/>
-      </w:pPr>
-      <w:r>
-        <w:t>Testing and Deployment Phase</w:t>
-      </w:r>
-    </w:p>
-    <w:p>
-      <w:pPr>
-        <w:pStyle w:val="BodyText"/>
-        <w:spacing w:line="360" w:lineRule="auto"/>
-        <w:rPr>
-          <w:sz w:val="24"/>
-          <w:szCs w:val="24"/>
-        </w:rPr>
-      </w:pPr>
-      <w:r>
-        <w:rPr>
-          <w:sz w:val="24"/>
-          <w:szCs w:val="24"/>
-        </w:rPr>
-        <w:t>This phase documents test cases, test results, defect logs, and the deployment procedure. It validates that the system operates as intended and that all acceptance criteria have been satisfied prior to go-live.</w:t>
-      </w:r>
-    </w:p>
-    <w:p>
-      <w:pPr>
-        <w:pStyle w:val="BodyText"/>
-        <w:spacing w:line="360" w:lineRule="auto"/>
-        <w:rPr>
-          <w:sz w:val="24"/>
-          <w:szCs w:val="24"/>
-        </w:rPr>
-      </w:pPr>
-      <w:r>
-        <w:rPr>
-          <w:sz w:val="24"/>
-          <w:szCs w:val="24"/>
-        </w:rPr>
-        <w:t>Taken together, these phase-specific documents provide a complete and coherent guide that any qualified system administrator or developer could use to fully understand and independently recreate the Smart Library Request Workflow system within a ServiceNow environment.</w:t>
-      </w:r>
-    </w:p>
-    <w:p>
-      <w:pPr>
-        <w:pStyle w:val="Heading1"/>
-        <w:spacing w:before="400" w:after="200"/>
-      </w:pPr>
-      <w:r>
-        <w:t xml:space="preserve">  </w:t>
-      </w:r>
-      <w:r>
-        <w:t>4</w:t>
-      </w:r>
-      <w:r>
-        <w:t>.  System Setup Documentation</w:t>
-      </w:r>
-    </w:p>
-    <w:p>
-      <w:pPr>
-        <w:pStyle w:val="BodyText"/>
-        <w:spacing w:line="360" w:lineRule="auto"/>
-        <w:rPr>
-          <w:sz w:val="24"/>
-          <w:szCs w:val="24"/>
-        </w:rPr>
-      </w:pPr>
-      <w:r>
-        <w:rPr>
-          <w:sz w:val="24"/>
-          <w:szCs w:val="24"/>
-        </w:rPr>
-        <w:t>System setup documentation provides a precise account of all configuration steps required to establish the Smart Library Request Workflow within the ServiceNow platform. This documentation is critical for system administrators responsible for maintaining the production environment or replicating the configuration in development and testing instances. The following subsections describe each configuration domain in detail.</w:t>
+      <w:proofErr w:type="gramStart"/>
+      <w:r>
+        <w:t>4.1  Borrow</w:t>
+      </w:r>
+      <w:proofErr w:type="gramEnd"/>
+      <w:r>
+        <w:t xml:space="preserve"> Request Submission</w:t>
+      </w:r>
+    </w:p>
+    <w:p>
+      <w:pPr>
+        <w:pStyle w:val="BodyText"/>
+        <w:spacing w:line="360" w:lineRule="auto"/>
+        <w:rPr>
+          <w:sz w:val="24"/>
+          <w:szCs w:val="24"/>
+        </w:rPr>
+      </w:pPr>
+      <w:r>
+        <w:rPr>
+          <w:sz w:val="24"/>
+          <w:szCs w:val="24"/>
+        </w:rPr>
+        <w:t>The workflow is triggered automatically upon the submission of a new Borrow Request record. Documentation for this stage records the trigger condition, the initiating event type, and the initial state transitions applied to both the request record and the associated book record. The process ensures that upon submission, the request status is set to “Pending” and the selected book’s availability is updated to reflect that it is under consideration for loan.</w:t>
       </w:r>
     </w:p>
     <w:p>
       <w:pPr>
         <w:pStyle w:val="Heading2"/>
       </w:pPr>
-      <w:r>
-        <w:t>3.1  Role Creation</w:t>
-      </w:r>
-    </w:p>
-    <w:p>
-      <w:pPr>
-        <w:pStyle w:val="BodyText"/>
-        <w:spacing w:line="360" w:lineRule="auto"/>
-        <w:rPr>
-          <w:sz w:val="24"/>
-          <w:szCs w:val="24"/>
-        </w:rPr>
-      </w:pPr>
-      <w:r>
-        <w:rPr>
-          <w:sz w:val="24"/>
-          <w:szCs w:val="24"/>
-        </w:rPr>
-        <w:t>The system operates under a two-role security model, comprising the Student role and the Librarian role. The Student role is designed to grant registered library users the ability to submit borrow requests and monitor the status of their submissions. The Librarian role is assigned to library staff and provides elevated privileges, including the ability to review pending requests, approve or reject submissions, manage the book inventory, and update book availability status.</w:t>
-      </w:r>
-    </w:p>
-    <w:p>
-      <w:pPr>
-        <w:pStyle w:val="BodyText"/>
-        <w:spacing w:line="360" w:lineRule="auto"/>
-        <w:rPr>
-          <w:sz w:val="24"/>
-          <w:szCs w:val="24"/>
-        </w:rPr>
-      </w:pPr>
-      <w:r>
-        <w:rPr>
-          <w:sz w:val="24"/>
-          <w:szCs w:val="24"/>
-        </w:rPr>
-        <w:t xml:space="preserve">Role creation documentation records the role names, their associated permissions, the groups to which they are assigned, and any inheritance relationships between roles. This </w:t>
-      </w:r>
-      <w:r>
-        <w:rPr>
-          <w:sz w:val="24"/>
-          <w:szCs w:val="24"/>
-        </w:rPr>
-        <w:lastRenderedPageBreak/>
-        <w:t>ensures that access control configurations can be reproduced accurately and audited against security policy requirements.</w:t>
-      </w:r>
-    </w:p>
-    <w:p>
-      <w:pPr>
-        <w:pStyle w:val="Heading2"/>
-      </w:pPr>
-      <w:r>
-        <w:t>3.2  Table Creation</w:t>
-      </w:r>
-    </w:p>
-    <w:p>
-      <w:pPr>
-        <w:pStyle w:val="BodyText"/>
-        <w:spacing w:line="360" w:lineRule="auto"/>
-        <w:rPr>
-          <w:sz w:val="24"/>
-          <w:szCs w:val="24"/>
-        </w:rPr>
-      </w:pPr>
-      <w:r>
-        <w:rPr>
-          <w:sz w:val="24"/>
-          <w:szCs w:val="24"/>
-        </w:rPr>
-        <w:t>Two custom tables were created within ServiceNow to underpin the system’s data architecture. The Book table serves as the central catalogue, storing records for all library holdings including title, author, ISBN, availability status, and category. The Borrow Request table manages transactional records relating to borrowing activity, capturing details such as the requesting student, the requested book, submission date, approval status, due date, and any librarian remarks.</w:t>
-      </w:r>
-    </w:p>
-    <w:p>
-      <w:pPr>
-        <w:pStyle w:val="BodyText"/>
-        <w:spacing w:line="360" w:lineRule="auto"/>
-        <w:rPr>
-          <w:sz w:val="24"/>
-          <w:szCs w:val="24"/>
-        </w:rPr>
-      </w:pPr>
-      <w:r>
-        <w:rPr>
-          <w:sz w:val="24"/>
-          <w:szCs w:val="24"/>
-        </w:rPr>
-        <w:t>Table documentation specifies the table name, label, parent table (where applicable), access controls, and a complete field inventory. This level of detail ensures that the relational structure of the system is fully transparent and reproducible.</w:t>
-      </w:r>
-    </w:p>
-    <w:p>
-      <w:pPr>
-        <w:pStyle w:val="Heading2"/>
-      </w:pPr>
-      <w:r>
-        <w:t>3.3  Field Configuration</w:t>
-      </w:r>
-    </w:p>
-    <w:p>
-      <w:pPr>
-        <w:pStyle w:val="BodyText"/>
-        <w:spacing w:line="360" w:lineRule="auto"/>
-        <w:rPr>
-          <w:sz w:val="24"/>
-          <w:szCs w:val="24"/>
-        </w:rPr>
-      </w:pPr>
-      <w:r>
-        <w:rPr>
-          <w:sz w:val="24"/>
-          <w:szCs w:val="24"/>
-        </w:rPr>
-        <w:t>Field configuration documentation describes each field defined within both custom tables, including its data type, label, internal name, default value, mandatory status, and display order. Special attention is given to reference fields, which establish relational links between records, and to choice fields, which constrain user input to predefined values such as “Available,” “Borrowed,” “Pending,” “Approved,” and “Rejected.”</w:t>
-      </w:r>
-    </w:p>
-    <w:p>
-      <w:pPr>
-        <w:pStyle w:val="Heading2"/>
-      </w:pPr>
-      <w:r>
-        <w:t>3.4  Reference Qualifier Setup</w:t>
-      </w:r>
-    </w:p>
-    <w:p>
-      <w:pPr>
-        <w:pStyle w:val="BodyText"/>
-        <w:spacing w:line="360" w:lineRule="auto"/>
-        <w:rPr>
-          <w:sz w:val="24"/>
-          <w:szCs w:val="24"/>
-        </w:rPr>
-      </w:pPr>
-      <w:r>
-        <w:rPr>
-          <w:sz w:val="24"/>
-          <w:szCs w:val="24"/>
-        </w:rPr>
-        <w:t>Reference qualifiers are documented to explain how the system restricts the selectable values in reference fields. For instance, the book reference field on the Borrow Request form is configured with a qualifier that limits the selectable books to those with an availability status of “Available.” This prevents students from submitting requests for books that are already on loan. The documentation records the qualifier logic, its placement, and the conditions under which it is applied.</w:t>
-      </w:r>
-    </w:p>
-    <w:p>
-      <w:pPr>
-        <w:pStyle w:val="BodyText"/>
-        <w:spacing w:line="360" w:lineRule="auto"/>
-        <w:rPr>
-          <w:sz w:val="24"/>
-          <w:szCs w:val="24"/>
-        </w:rPr>
-      </w:pPr>
-      <w:r>
-        <w:rPr>
-          <w:sz w:val="24"/>
-          <w:szCs w:val="24"/>
-        </w:rPr>
-        <w:t xml:space="preserve">Together, these configuration components form the structural foundation of the system. Without accurate documentation of each element, the system would be difficult to audit, </w:t>
-      </w:r>
-      <w:r>
-        <w:rPr>
-          <w:sz w:val="24"/>
-          <w:szCs w:val="24"/>
-        </w:rPr>
-        <w:lastRenderedPageBreak/>
-        <w:t>troubleshoot, or replicate, making this section among the most critical within the broader project record.</w:t>
-      </w:r>
-    </w:p>
-    <w:p>
-      <w:pPr>
-        <w:pStyle w:val="Heading1"/>
-        <w:spacing w:before="400" w:after="200"/>
-      </w:pPr>
-      <w:r>
-        <w:t xml:space="preserve">  </w:t>
-      </w:r>
-      <w:r>
-        <w:t>5</w:t>
-      </w:r>
-      <w:r>
-        <w:t>.  Workflow and Automation Documentation</w:t>
-      </w:r>
-    </w:p>
-    <w:p>
-      <w:pPr>
-        <w:pStyle w:val="BodyText"/>
-        <w:spacing w:line="360" w:lineRule="auto"/>
-        <w:rPr>
-          <w:sz w:val="24"/>
-          <w:szCs w:val="24"/>
-        </w:rPr>
-      </w:pPr>
-      <w:r>
-        <w:rPr>
-          <w:sz w:val="24"/>
-          <w:szCs w:val="24"/>
-        </w:rPr>
-        <w:t>Workflow and automation documentation captures the logic, configuration, and behaviour of the automated processes that govern the library borrowing lifecycle. These processes were implemented using ServiceNow’s Flow Designer, a visual automation tool that enables the creation of conditional, multi-step workflows without requiring custom scripting. The documentation provides both a high-level process narrative and granular technical specifications for each automation component.</w:t>
-      </w:r>
-    </w:p>
-    <w:p>
-      <w:pPr>
-        <w:pStyle w:val="Heading2"/>
-      </w:pPr>
-      <w:r>
-        <w:t>4.1  Borrow Request Submission</w:t>
-      </w:r>
-    </w:p>
-    <w:p>
-      <w:pPr>
-        <w:pStyle w:val="BodyText"/>
-        <w:spacing w:line="360" w:lineRule="auto"/>
-        <w:rPr>
-          <w:sz w:val="24"/>
-          <w:szCs w:val="24"/>
-        </w:rPr>
-      </w:pPr>
-      <w:r>
-        <w:rPr>
-          <w:sz w:val="24"/>
-          <w:szCs w:val="24"/>
-        </w:rPr>
-        <w:t>The workflow is triggered automatically upon the submission of a new Borrow Request record. Documentation for this stage records the trigger condition, the initiating event type, and the initial state transitions applied to both the request record and the associated book record. The process ensures that upon submission, the request status is set to “Pending” and the selected book’s availability is updated to reflect that it is under consideration for loan.</w:t>
-      </w:r>
-    </w:p>
-    <w:p>
-      <w:pPr>
-        <w:pStyle w:val="Heading2"/>
-      </w:pPr>
-      <w:r>
-        <w:t>4.2  Approval Process by Librarians</w:t>
+      <w:proofErr w:type="gramStart"/>
+      <w:r>
+        <w:t>4.2  Approval</w:t>
+      </w:r>
+      <w:proofErr w:type="gramEnd"/>
+      <w:r>
+        <w:t xml:space="preserve"> Process by Librarians</w:t>
       </w:r>
     </w:p>
     <w:p>
@@ -1234,57 +1155,60 @@
       <w:pPr>
         <w:pStyle w:val="Heading2"/>
       </w:pPr>
-      <w:r>
-        <w:t>4.3  Automatic Book Status Updates</w:t>
-      </w:r>
-    </w:p>
-    <w:p>
-      <w:pPr>
-        <w:pStyle w:val="BodyText"/>
-        <w:spacing w:line="360" w:lineRule="auto"/>
-        <w:rPr>
-          <w:sz w:val="24"/>
-          <w:szCs w:val="24"/>
-        </w:rPr>
-      </w:pPr>
-      <w:r>
-        <w:rPr>
-          <w:sz w:val="24"/>
-          <w:szCs w:val="24"/>
-        </w:rPr>
-        <w:t xml:space="preserve">Automation documentation records how the system updates the Book table record automatically in response to workflow events. Upon approval, the relevant book’s status field is updated to “Borrowed.” Upon rejection or return, the status reverts to “Available.” These automated field updates are documented with reference to the specific Flow Designer actions </w:t>
-      </w:r>
+      <w:proofErr w:type="gramStart"/>
+      <w:r>
+        <w:t>4.3  Automatic</w:t>
+      </w:r>
+      <w:proofErr w:type="gramEnd"/>
+      <w:r>
+        <w:t xml:space="preserve"> Book Status Updates</w:t>
+      </w:r>
+    </w:p>
+    <w:p>
+      <w:pPr>
+        <w:pStyle w:val="BodyText"/>
+        <w:spacing w:line="360" w:lineRule="auto"/>
+        <w:rPr>
+          <w:sz w:val="24"/>
+          <w:szCs w:val="24"/>
+        </w:rPr>
+      </w:pPr>
+      <w:r>
+        <w:rPr>
+          <w:sz w:val="24"/>
+          <w:szCs w:val="24"/>
+        </w:rPr>
+        <w:t>Automation documentation records how the system updates the Book table record automatically in response to workflow events. Upon approval, the relevant book’s status field is updated to “Borrowed.” Upon rejection or return, the status reverts to “Available.” These automated field updates are documented with reference to the specific Flow Designer actions responsible, including any conditions or filters applied to ensure they execute only under the correct circumstances.</w:t>
+      </w:r>
+    </w:p>
+    <w:p>
+      <w:pPr>
+        <w:pStyle w:val="Heading2"/>
+      </w:pPr>
+      <w:proofErr w:type="gramStart"/>
+      <w:r>
+        <w:t>4.4  Email</w:t>
+      </w:r>
+      <w:proofErr w:type="gramEnd"/>
+      <w:r>
+        <w:t xml:space="preserve"> Notifications to Users</w:t>
+      </w:r>
+    </w:p>
+    <w:p>
+      <w:pPr>
+        <w:pStyle w:val="BodyText"/>
+        <w:spacing w:line="360" w:lineRule="auto"/>
+        <w:rPr>
+          <w:sz w:val="24"/>
+          <w:szCs w:val="24"/>
+        </w:rPr>
+      </w:pPr>
       <w:r>
         <w:rPr>
           <w:sz w:val="24"/>
           <w:szCs w:val="24"/>
         </w:rPr>
         <w:lastRenderedPageBreak/>
-        <w:t>responsible, including any conditions or filters applied to ensure they execute only under the correct circumstances.</w:t>
-      </w:r>
-    </w:p>
-    <w:p>
-      <w:pPr>
-        <w:pStyle w:val="Heading2"/>
-      </w:pPr>
-      <w:r>
-        <w:t>4.4  Email Notifications to Users</w:t>
-      </w:r>
-    </w:p>
-    <w:p>
-      <w:pPr>
-        <w:pStyle w:val="BodyText"/>
-        <w:spacing w:line="360" w:lineRule="auto"/>
-        <w:rPr>
-          <w:sz w:val="24"/>
-          <w:szCs w:val="24"/>
-        </w:rPr>
-      </w:pPr>
-      <w:r>
-        <w:rPr>
-          <w:sz w:val="24"/>
-          <w:szCs w:val="24"/>
-        </w:rPr>
         <w:t>The notification documentation specifies each automated email that the system generates throughout the borrowing process. Notifications are sent to students upon submission confirmation, approval, and rejection of their requests. Librarians receive notifications when new requests are submitted and when overdue books are identified. Each notification record includes the email template name, the trigger condition, the recipient logic, and a sample of the email body to illustrate the information communicated to users.</w:t>
       </w:r>
     </w:p>
@@ -1324,8 +1248,13 @@
       <w:pPr>
         <w:pStyle w:val="Heading2"/>
       </w:pPr>
-      <w:r>
-        <w:t>5.1  Borrow Request Form Behaviour</w:t>
+      <w:proofErr w:type="gramStart"/>
+      <w:r>
+        <w:t>5.1  Borrow</w:t>
+      </w:r>
+      <w:proofErr w:type="gramEnd"/>
+      <w:r>
+        <w:t xml:space="preserve"> Request Form Behaviour</w:t>
       </w:r>
     </w:p>
     <w:p>
@@ -1349,41 +1278,44 @@
       <w:pPr>
         <w:pStyle w:val="Heading2"/>
       </w:pPr>
-      <w:r>
-        <w:t>5.2  Book Management Interface</w:t>
-      </w:r>
-    </w:p>
-    <w:p>
-      <w:pPr>
-        <w:pStyle w:val="BodyText"/>
-        <w:spacing w:line="360" w:lineRule="auto"/>
-        <w:rPr>
-          <w:sz w:val="24"/>
-          <w:szCs w:val="24"/>
-        </w:rPr>
-      </w:pPr>
-      <w:r>
-        <w:rPr>
-          <w:sz w:val="24"/>
-          <w:szCs w:val="24"/>
-        </w:rPr>
-        <w:t xml:space="preserve">The book management interface documentation describes the list view and form view configurations available to librarians for managing the book catalogue. It specifies which fields are displayed in the list view, the sorting and filtering options available, and the full set </w:t>
-      </w:r>
-      <w:r>
-        <w:rPr>
-          <w:sz w:val="24"/>
-          <w:szCs w:val="24"/>
-        </w:rPr>
+      <w:proofErr w:type="gramStart"/>
+      <w:r>
+        <w:t>5.2  Book</w:t>
+      </w:r>
+      <w:proofErr w:type="gramEnd"/>
+      <w:r>
+        <w:t xml:space="preserve"> Management Interface</w:t>
+      </w:r>
+    </w:p>
+    <w:p>
+      <w:pPr>
+        <w:pStyle w:val="BodyText"/>
+        <w:spacing w:line="360" w:lineRule="auto"/>
+        <w:rPr>
+          <w:sz w:val="24"/>
+          <w:szCs w:val="24"/>
+        </w:rPr>
+      </w:pPr>
+      <w:r>
+        <w:rPr>
+          <w:sz w:val="24"/>
+          <w:szCs w:val="24"/>
+        </w:rPr>
+        <w:t>The book management interface documentation describes the list view and form view configurations available to librarians for managing the book catalogue. It specifies which fields are displayed in the list view, the sorting and filtering options available, and the full set of fields accessible on the book record form. This documentation assists librarians in performing routine catalogue maintenance tasks, including adding new titles, updating availability, and retiring outdated records.</w:t>
+      </w:r>
+    </w:p>
+    <w:p>
+      <w:pPr>
+        <w:pStyle w:val="Heading2"/>
+      </w:pPr>
+      <w:proofErr w:type="gramStart"/>
+      <w:r>
         <w:lastRenderedPageBreak/>
-        <w:t>of fields accessible on the book record form. This documentation assists librarians in performing routine catalogue maintenance tasks, including adding new titles, updating availability, and retiring outdated records.</w:t>
-      </w:r>
-    </w:p>
-    <w:p>
-      <w:pPr>
-        <w:pStyle w:val="Heading2"/>
-      </w:pPr>
-      <w:r>
-        <w:t>5.3  UI Policy Rules</w:t>
+        <w:t>5.3  UI</w:t>
+      </w:r>
+      <w:proofErr w:type="gramEnd"/>
+      <w:r>
+        <w:t xml:space="preserve"> Policy Rules</w:t>
       </w:r>
     </w:p>
     <w:p>
@@ -1438,8 +1370,13 @@
       <w:pPr>
         <w:pStyle w:val="Heading2"/>
       </w:pPr>
-      <w:r>
-        <w:t>6.1  Student Access Permissions</w:t>
+      <w:proofErr w:type="gramStart"/>
+      <w:r>
+        <w:t>6.1  Student</w:t>
+      </w:r>
+      <w:proofErr w:type="gramEnd"/>
+      <w:r>
+        <w:t xml:space="preserve"> Access Permissions</w:t>
       </w:r>
     </w:p>
     <w:p>
@@ -1466,33 +1403,30 @@
       <w:pPr>
         <w:pStyle w:val="Heading2"/>
       </w:pPr>
-      <w:r>
-        <w:t>6.2  Librarian Access Permissions</w:t>
-      </w:r>
-    </w:p>
-    <w:p>
-      <w:pPr>
-        <w:pStyle w:val="BodyText"/>
-        <w:spacing w:line="360" w:lineRule="auto"/>
-        <w:rPr>
-          <w:sz w:val="24"/>
-          <w:szCs w:val="24"/>
-        </w:rPr>
-      </w:pPr>
-      <w:r>
-        <w:rPr>
-          <w:sz w:val="24"/>
-          <w:szCs w:val="24"/>
-        </w:rPr>
-        <w:t xml:space="preserve">Librarians are granted comprehensive management access across both the Book table and the Borrow Request table. This includes the ability to create, read, update, and delete book records, as well as to review all pending requests and execute approval or rejection actions. </w:t>
-      </w:r>
-      <w:r>
-        <w:rPr>
-          <w:sz w:val="24"/>
-          <w:szCs w:val="24"/>
-        </w:rPr>
-        <w:lastRenderedPageBreak/>
-        <w:t>ACL documentation for the Librarian role records each permission explicitly, including any field-level restrictions that prevent librarians from modifying system-generated or audit fields. This documentation also describes the administrative interfaces available to library staff and the manner in which elevated permissions are assigned through group membership.</w:t>
+      <w:proofErr w:type="gramStart"/>
+      <w:r>
+        <w:t>6.2  Librarian</w:t>
+      </w:r>
+      <w:proofErr w:type="gramEnd"/>
+      <w:r>
+        <w:t xml:space="preserve"> Access Permissions</w:t>
+      </w:r>
+    </w:p>
+    <w:p>
+      <w:pPr>
+        <w:pStyle w:val="BodyText"/>
+        <w:spacing w:line="360" w:lineRule="auto"/>
+        <w:rPr>
+          <w:sz w:val="24"/>
+          <w:szCs w:val="24"/>
+        </w:rPr>
+      </w:pPr>
+      <w:r>
+        <w:rPr>
+          <w:sz w:val="24"/>
+          <w:szCs w:val="24"/>
+        </w:rPr>
+        <w:t>Librarians are granted comprehensive management access across both the Book table and the Borrow Request table. This includes the ability to create, read, update, and delete book records, as well as to review all pending requests and execute approval or rejection actions. ACL documentation for the Librarian role records each permission explicitly, including any field-level restrictions that prevent librarians from modifying system-generated or audit fields. This documentation also describes the administrative interfaces available to library staff and the manner in which elevated permissions are assigned through group membership.</w:t>
       </w:r>
     </w:p>
     <w:p>
@@ -1501,6 +1435,7 @@
         <w:spacing w:before="400" w:after="200"/>
       </w:pPr>
       <w:r>
+        <w:lastRenderedPageBreak/>
         <w:t xml:space="preserve">  </w:t>
       </w:r>
       <w:r>
@@ -1534,8 +1469,13 @@
       <w:pPr>
         <w:pStyle w:val="Heading2"/>
       </w:pPr>
-      <w:r>
-        <w:t>7.1  Most Borrowed Books Report</w:t>
+      <w:proofErr w:type="gramStart"/>
+      <w:r>
+        <w:t>7.1  Most</w:t>
+      </w:r>
+      <w:proofErr w:type="gramEnd"/>
+      <w:r>
+        <w:t xml:space="preserve"> Borrowed Books Report</w:t>
       </w:r>
     </w:p>
     <w:p>
@@ -1562,8 +1502,13 @@
       <w:pPr>
         <w:pStyle w:val="Heading2"/>
       </w:pPr>
-      <w:r>
-        <w:t>7.2  Request Tracking and Analytics</w:t>
+      <w:proofErr w:type="gramStart"/>
+      <w:r>
+        <w:t>7.2  Request</w:t>
+      </w:r>
+      <w:proofErr w:type="gramEnd"/>
+      <w:r>
+        <w:t xml:space="preserve"> Tracking and Analytics</w:t>
       </w:r>
     </w:p>
     <w:p>
@@ -1619,31 +1564,38 @@
         <w:spacing w:before="400" w:after="200"/>
       </w:pPr>
       <w:r>
+        <w:t xml:space="preserve">  </w:t>
+      </w:r>
+      <w:r>
+        <w:t>9</w:t>
+      </w:r>
+      <w:r>
+        <w:t>.  Testing Documentation</w:t>
+      </w:r>
+    </w:p>
+    <w:p>
+      <w:pPr>
+        <w:pStyle w:val="BodyText"/>
+        <w:spacing w:line="360" w:lineRule="auto"/>
+        <w:rPr>
+          <w:sz w:val="24"/>
+          <w:szCs w:val="24"/>
+        </w:rPr>
+      </w:pPr>
+      <w:r>
+        <w:rPr>
+          <w:sz w:val="24"/>
+          <w:szCs w:val="24"/>
+        </w:rPr>
+        <w:t xml:space="preserve">Testing documentation provides a complete record of the validation activities conducted to verify that the Smart Library Request Workflow operates in accordance with its specified </w:t>
+      </w:r>
+      <w:r>
+        <w:rPr>
+          <w:sz w:val="24"/>
+          <w:szCs w:val="24"/>
+        </w:rPr>
         <w:lastRenderedPageBreak/>
-        <w:t xml:space="preserve">  </w:t>
-      </w:r>
-      <w:r>
-        <w:t>9</w:t>
-      </w:r>
-      <w:r>
-        <w:t>.  Testing Documentation</w:t>
-      </w:r>
-    </w:p>
-    <w:p>
-      <w:pPr>
-        <w:pStyle w:val="BodyText"/>
-        <w:spacing w:line="360" w:lineRule="auto"/>
-        <w:rPr>
-          <w:sz w:val="24"/>
-          <w:szCs w:val="24"/>
-        </w:rPr>
-      </w:pPr>
-      <w:r>
-        <w:rPr>
-          <w:sz w:val="24"/>
-          <w:szCs w:val="24"/>
-        </w:rPr>
-        <w:t>Testing documentation provides a complete record of the validation activities conducted to verify that the Smart Library Request Workflow operates in accordance with its specified requirements. It encompasses test plans, individual test cases, execution records, and outcome summaries, thereby establishing a transparent and auditable quality assurance trail.</w:t>
+        <w:t>requirements. It encompasses test plans, individual test cases, execution records, and outcome summaries, thereby establishing a transparent and auditable quality assurance trail.</w:t>
       </w:r>
     </w:p>
     <w:p>
@@ -1660,8 +1612,13 @@
       <w:pPr>
         <w:pStyle w:val="Heading2"/>
       </w:pPr>
-      <w:r>
-        <w:t>8.1  Workflow Testing</w:t>
+      <w:proofErr w:type="gramStart"/>
+      <w:r>
+        <w:t>8.1  Workflow</w:t>
+      </w:r>
+      <w:proofErr w:type="gramEnd"/>
+      <w:r>
+        <w:t xml:space="preserve"> Testing</w:t>
       </w:r>
     </w:p>
     <w:p>
@@ -1688,8 +1645,13 @@
       <w:pPr>
         <w:pStyle w:val="Heading2"/>
       </w:pPr>
-      <w:r>
-        <w:t>8.2  Role-Based Access Testing</w:t>
+      <w:proofErr w:type="gramStart"/>
+      <w:r>
+        <w:t>8.2  Role</w:t>
+      </w:r>
+      <w:proofErr w:type="gramEnd"/>
+      <w:r>
+        <w:t>-Based Access Testing</w:t>
       </w:r>
     </w:p>
     <w:p>
@@ -1713,8 +1675,13 @@
       <w:pPr>
         <w:pStyle w:val="Heading2"/>
       </w:pPr>
-      <w:r>
-        <w:t>8.3  Form Validation Checks</w:t>
+      <w:proofErr w:type="gramStart"/>
+      <w:r>
+        <w:t>8.3  Form</w:t>
+      </w:r>
+      <w:proofErr w:type="gramEnd"/>
+      <w:r>
+        <w:t xml:space="preserve"> Validation Checks</w:t>
       </w:r>
     </w:p>
     <w:p>
@@ -1738,9 +1705,13 @@
       <w:pPr>
         <w:pStyle w:val="Heading2"/>
       </w:pPr>
-      <w:r>
-        <w:lastRenderedPageBreak/>
-        <w:t>8.4  Report Accuracy Verification</w:t>
+      <w:proofErr w:type="gramStart"/>
+      <w:r>
+        <w:t>8.4  Report</w:t>
+      </w:r>
+      <w:proofErr w:type="gramEnd"/>
+      <w:r>
+        <w:t xml:space="preserve"> Accuracy Verification</w:t>
       </w:r>
     </w:p>
     <w:p>
@@ -1760,7 +1731,15 @@
           <w:sz w:val="24"/>
           <w:szCs w:val="24"/>
         </w:rPr>
-        <w:t>Report accuracy testing ensures that the data presented in system-generated reports corresponds correctly to the underlying transaction records. Test scenarios involve the creation of controlled test data sets, the execution of reports, and the manual cross-referencing of report outputs against source records. Documentation records the data sets used, the reports tested, and the degree of correspondence observed, providing assurance that analytics outputs can be relied upon for operational decision-making.</w:t>
+        <w:t xml:space="preserve">Report accuracy testing ensures that the data presented in system-generated reports corresponds correctly to the underlying transaction records. Test scenarios involve the </w:t>
+      </w:r>
+      <w:r>
+        <w:rPr>
+          <w:sz w:val="24"/>
+          <w:szCs w:val="24"/>
+        </w:rPr>
+        <w:lastRenderedPageBreak/>
+        <w:t>creation of controlled test data sets, the execution of reports, and the manual cross-referencing of report outputs against source records. Documentation records the data sets used, the reports tested, and the degree of correspondence observed, providing assurance that analytics outputs can be relied upon for operational decision-making.</w:t>
       </w:r>
     </w:p>
     <w:p>
@@ -1802,8 +1781,13 @@
       <w:pPr>
         <w:pStyle w:val="Heading2"/>
       </w:pPr>
-      <w:r>
-        <w:t>9.1  Student User Guide</w:t>
+      <w:proofErr w:type="gramStart"/>
+      <w:r>
+        <w:t>9.1  Student</w:t>
+      </w:r>
+      <w:proofErr w:type="gramEnd"/>
+      <w:r>
+        <w:t xml:space="preserve"> User Guide</w:t>
       </w:r>
     </w:p>
     <w:p>
@@ -1827,8 +1811,13 @@
       <w:pPr>
         <w:pStyle w:val="Heading2"/>
       </w:pPr>
-      <w:r>
-        <w:t>9.2  Librarian User Guide</w:t>
+      <w:proofErr w:type="gramStart"/>
+      <w:r>
+        <w:t>9.2  Librarian</w:t>
+      </w:r>
+      <w:proofErr w:type="gramEnd"/>
+      <w:r>
+        <w:t xml:space="preserve"> User Guide</w:t>
       </w:r>
     </w:p>
     <w:p>
@@ -1852,25 +1841,30 @@
       <w:pPr>
         <w:pStyle w:val="Heading2"/>
       </w:pPr>
-      <w:r>
+      <w:proofErr w:type="gramStart"/>
+      <w:r>
+        <w:t>9.3  Support</w:t>
+      </w:r>
+      <w:proofErr w:type="gramEnd"/>
+      <w:r>
+        <w:t xml:space="preserve"> Resources</w:t>
+      </w:r>
+    </w:p>
+    <w:p>
+      <w:pPr>
+        <w:pStyle w:val="BodyText"/>
+        <w:spacing w:line="360" w:lineRule="auto"/>
+        <w:rPr>
+          <w:sz w:val="24"/>
+          <w:szCs w:val="24"/>
+        </w:rPr>
+      </w:pPr>
+      <w:r>
+        <w:rPr>
+          <w:sz w:val="24"/>
+          <w:szCs w:val="24"/>
+        </w:rPr>
         <w:lastRenderedPageBreak/>
-        <w:t>9.3  Support Resources</w:t>
-      </w:r>
-    </w:p>
-    <w:p>
-      <w:pPr>
-        <w:pStyle w:val="BodyText"/>
-        <w:spacing w:line="360" w:lineRule="auto"/>
-        <w:rPr>
-          <w:sz w:val="24"/>
-          <w:szCs w:val="24"/>
-        </w:rPr>
-      </w:pPr>
-      <w:r>
-        <w:rPr>
-          <w:sz w:val="24"/>
-          <w:szCs w:val="24"/>
-        </w:rPr>
         <w:t>The documentation includes references to available support channels, including the designated system administrator contact, the internal ServiceNow help portal, and the escalation procedure for unresolved technical issues. This ensures that users encountering difficulties beyond the scope of the user guide have a clear and well-documented path to resolution, minimising disruption to library operations.</w:t>
       </w:r>
     </w:p>
@@ -1913,8 +1907,13 @@
       <w:pPr>
         <w:pStyle w:val="Heading2"/>
       </w:pPr>
-      <w:r>
-        <w:t>10.1  System Transparency</w:t>
+      <w:proofErr w:type="gramStart"/>
+      <w:r>
+        <w:t>10.1  System</w:t>
+      </w:r>
+      <w:proofErr w:type="gramEnd"/>
+      <w:r>
+        <w:t xml:space="preserve"> Transparency</w:t>
       </w:r>
     </w:p>
     <w:p>
@@ -1938,8 +1937,13 @@
       <w:pPr>
         <w:pStyle w:val="Heading2"/>
       </w:pPr>
-      <w:r>
-        <w:t>10.2  Easier Maintenance</w:t>
+      <w:proofErr w:type="gramStart"/>
+      <w:r>
+        <w:t>10.2  Easier</w:t>
+      </w:r>
+      <w:proofErr w:type="gramEnd"/>
+      <w:r>
+        <w:t xml:space="preserve"> Maintenance</w:t>
       </w:r>
     </w:p>
     <w:p>
@@ -1963,25 +1967,30 @@
       <w:pPr>
         <w:pStyle w:val="Heading2"/>
       </w:pPr>
-      <w:r>
-        <w:t>10.3  Future Scalability</w:t>
-      </w:r>
-    </w:p>
-    <w:p>
-      <w:pPr>
-        <w:pStyle w:val="BodyText"/>
-        <w:spacing w:line="360" w:lineRule="auto"/>
-        <w:rPr>
-          <w:sz w:val="24"/>
-          <w:szCs w:val="24"/>
-        </w:rPr>
-      </w:pPr>
-      <w:r>
-        <w:rPr>
-          <w:sz w:val="24"/>
-          <w:szCs w:val="24"/>
-        </w:rPr>
-        <w:t xml:space="preserve">As the library’s operational requirements grow, the system documentation provides the foundation necessary for informed and coherent expansion. Future enhancements, such as </w:t>
+      <w:proofErr w:type="gramStart"/>
+      <w:r>
+        <w:t>10.3  Future</w:t>
+      </w:r>
+      <w:proofErr w:type="gramEnd"/>
+      <w:r>
+        <w:t xml:space="preserve"> Scalability</w:t>
+      </w:r>
+    </w:p>
+    <w:p>
+      <w:pPr>
+        <w:pStyle w:val="BodyText"/>
+        <w:spacing w:line="360" w:lineRule="auto"/>
+        <w:rPr>
+          <w:sz w:val="24"/>
+          <w:szCs w:val="24"/>
+        </w:rPr>
+      </w:pPr>
+      <w:r>
+        <w:rPr>
+          <w:sz w:val="24"/>
+          <w:szCs w:val="24"/>
+        </w:rPr>
+        <w:t xml:space="preserve">As the library’s operational requirements grow, the system documentation provides the foundation necessary for informed and coherent expansion. Future enhancements, such as the introduction of reservation queuing, integration with external catalogue systems, or the </w:t>
       </w:r>
       <w:r>
         <w:rPr>
@@ -1989,7 +1998,7 @@
           <w:szCs w:val="24"/>
         </w:rPr>
         <w:lastRenderedPageBreak/>
-        <w:t>the introduction of reservation queuing, integration with external catalogue systems, or the extension of the workflow to support digital resource lending, can be designed with full awareness of the existing architecture, thereby reducing the risk of conflicting configurations or duplicated effort.</w:t>
+        <w:t>extension of the workflow to support digital resource lending, can be designed with full awareness of the existing architecture, thereby reducing the risk of conflicting configurations or duplicated effort.</w:t>
       </w:r>
     </w:p>
     <w:p>
@@ -2068,7 +2077,23 @@
           <w:sz w:val="24"/>
           <w:szCs w:val="24"/>
         </w:rPr>
-        <w:t xml:space="preserve"> successfully demonstrates how automation can improve the efficiency and management of library services. The system replaces traditional manual processes with a digital workflow that allows students to request books easily and enables librarians to manage approvals, track requests, and maintain book records effectively.</w:t>
+        <w:t xml:space="preserve"> successfully </w:t>
+      </w:r>
+      <w:proofErr w:type="gramStart"/>
+      <w:r>
+        <w:rPr>
+          <w:sz w:val="24"/>
+          <w:szCs w:val="24"/>
+        </w:rPr>
+        <w:t>demonstrates</w:t>
+      </w:r>
+      <w:proofErr w:type="gramEnd"/>
+      <w:r>
+        <w:rPr>
+          <w:sz w:val="24"/>
+          <w:szCs w:val="24"/>
+        </w:rPr>
+        <w:t xml:space="preserve"> how automation can improve the efficiency and management of library services. The system replaces traditional manual processes with a digital workflow that allows students to request books easily and enables librarians to manage approvals, track requests, and maintain book records effectively.</w:t>
       </w:r>
     </w:p>
     <w:p>
@@ -2117,23 +2142,7 @@
           <w:sz w:val="24"/>
           <w:szCs w:val="24"/>
         </w:rPr>
-        <w:t xml:space="preserve">, along with automated workflows using Flow Designer, the project ensures that book requests are processed quickly and accurately. Role-based access control provides proper security by allowing students to submit and track requests while giving librarians full control over approvals and book management. Additional features like reference qualifiers prevent issuing already borrowed books, and reporting tools help </w:t>
-      </w:r>
-      <w:proofErr w:type="spellStart"/>
-      <w:r>
-        <w:rPr>
-          <w:sz w:val="24"/>
-          <w:szCs w:val="24"/>
-        </w:rPr>
-        <w:t>analyze</w:t>
-      </w:r>
-      <w:proofErr w:type="spellEnd"/>
-      <w:r>
-        <w:rPr>
-          <w:sz w:val="24"/>
-          <w:szCs w:val="24"/>
-        </w:rPr>
-        <w:t xml:space="preserve"> library usage patterns.</w:t>
+        <w:t>, along with automated workflows using Flow Designer, the project ensures that book requests are processed quickly and accurately. Role-based access control provides proper security by allowing students to submit and track requests while giving librarians full control over approvals and book management. Additional features like reference qualifiers prevent issuing already borrowed books, and reporting tools help analyze library usage patterns.</w:t>
       </w:r>
     </w:p>
     <w:p>
@@ -3920,12 +3929,9 @@
 </file>
 
 <file path=customXml/item1.xml><?xml version="1.0" encoding="utf-8"?>
-<?mso-contentType ?>
-<FormTemplates xmlns="http://schemas.microsoft.com/sharepoint/v3/contenttype/forms">
-  <Display>DocumentLibraryForm</Display>
-  <Edit>DocumentLibraryForm</Edit>
-  <New>DocumentLibraryForm</New>
-</FormTemplates>
+<p:properties xmlns:p="http://schemas.microsoft.com/office/2006/metadata/properties" xmlns:xsi="http://www.w3.org/2001/XMLSchema-instance" xmlns:pc="http://schemas.microsoft.com/office/infopath/2007/PartnerControls">
+  <documentManagement/>
+</p:properties>
 </file>
 
 <file path=customXml/item2.xml><?xml version="1.0" encoding="utf-8"?>
@@ -4073,15 +4079,19 @@
 </file>
 
 <file path=customXml/item3.xml><?xml version="1.0" encoding="utf-8"?>
-<p:properties xmlns:p="http://schemas.microsoft.com/office/2006/metadata/properties" xmlns:xsi="http://www.w3.org/2001/XMLSchema-instance" xmlns:pc="http://schemas.microsoft.com/office/infopath/2007/PartnerControls">
-  <documentManagement/>
-</p:properties>
+<?mso-contentType ?>
+<FormTemplates xmlns="http://schemas.microsoft.com/sharepoint/v3/contenttype/forms">
+  <Display>DocumentLibraryForm</Display>
+  <Edit>DocumentLibraryForm</Edit>
+  <New>DocumentLibraryForm</New>
+</FormTemplates>
 </file>
 
 <file path=customXml/itemProps1.xml><?xml version="1.0" encoding="utf-8"?>
-<ds:datastoreItem xmlns:ds="http://schemas.openxmlformats.org/officeDocument/2006/customXml" ds:itemID="{F3CC04F9-4306-457B-9D8E-481B4E37ABC5}">
+<ds:datastoreItem xmlns:ds="http://schemas.openxmlformats.org/officeDocument/2006/customXml" ds:itemID="{C6F19BA8-36AE-4406-BD38-5ECFF95CB00F}">
   <ds:schemaRefs>
-    <ds:schemaRef ds:uri="http://schemas.microsoft.com/sharepoint/v3/contenttype/forms"/>
+    <ds:schemaRef ds:uri="http://schemas.microsoft.com/office/2006/metadata/properties"/>
+    <ds:schemaRef ds:uri="http://schemas.microsoft.com/office/infopath/2007/PartnerControls"/>
   </ds:schemaRefs>
 </ds:datastoreItem>
 </file>
@@ -4105,10 +4115,9 @@
 </file>
 
 <file path=customXml/itemProps3.xml><?xml version="1.0" encoding="utf-8"?>
-<ds:datastoreItem xmlns:ds="http://schemas.openxmlformats.org/officeDocument/2006/customXml" ds:itemID="{C6F19BA8-36AE-4406-BD38-5ECFF95CB00F}">
+<ds:datastoreItem xmlns:ds="http://schemas.openxmlformats.org/officeDocument/2006/customXml" ds:itemID="{F3CC04F9-4306-457B-9D8E-481B4E37ABC5}">
   <ds:schemaRefs>
-    <ds:schemaRef ds:uri="http://schemas.microsoft.com/office/2006/metadata/properties"/>
-    <ds:schemaRef ds:uri="http://schemas.microsoft.com/office/infopath/2007/PartnerControls"/>
+    <ds:schemaRef ds:uri="http://schemas.microsoft.com/sharepoint/v3/contenttype/forms"/>
   </ds:schemaRefs>
 </ds:datastoreItem>
 </file>